--- a/WebContent/docx/子宫内膜癌检测报告-苏州九院.docx
+++ b/WebContent/docx/子宫内膜癌检测报告-苏州九院.docx
@@ -2831,17 +2831,17 @@
           </w14:shadow>
         </w:rPr>
       </w:pPr>
-      <w:bookmarkStart w:id="0" w:name="_Toc21009_WPSOffice_Level1"/>
-      <w:bookmarkStart w:id="1" w:name="_Toc13806"/>
-      <w:bookmarkStart w:id="2" w:name="_Toc24397"/>
+      <w:bookmarkStart w:id="0" w:name="_Toc24397"/>
+      <w:bookmarkStart w:id="1" w:name="_Toc21009_WPSOffice_Level1"/>
+      <w:bookmarkStart w:id="2" w:name="_Toc13806"/>
       <w:bookmarkStart w:id="3" w:name="_Toc32054"/>
-      <w:bookmarkStart w:id="4" w:name="_Toc24178_WPSOffice_Level1"/>
-      <w:bookmarkStart w:id="5" w:name="_Toc11269"/>
-      <w:bookmarkStart w:id="6" w:name="_Toc30143_WPSOffice_Level1"/>
+      <w:bookmarkStart w:id="4" w:name="_Toc30143_WPSOffice_Level1"/>
+      <w:bookmarkStart w:id="5" w:name="_Toc7970"/>
+      <w:bookmarkStart w:id="6" w:name="_Toc24178_WPSOffice_Level1"/>
       <w:bookmarkStart w:id="7" w:name="_Toc27500"/>
-      <w:bookmarkStart w:id="8" w:name="_Toc106294392"/>
-      <w:bookmarkStart w:id="9" w:name="_Toc21669"/>
-      <w:bookmarkStart w:id="10" w:name="_Toc7970"/>
+      <w:bookmarkStart w:id="8" w:name="_Toc21669"/>
+      <w:bookmarkStart w:id="9" w:name="_Toc106294392"/>
+      <w:bookmarkStart w:id="10" w:name="_Toc11269"/>
       <w:r>
         <w:rPr>
           <w:rFonts w:ascii="Times New Roman" w:hAnsi="Times New Roman"/>
@@ -3715,16 +3715,16 @@
           </w14:shadow>
         </w:rPr>
       </w:pPr>
-      <w:bookmarkStart w:id="11" w:name="_Toc21469"/>
-      <w:bookmarkStart w:id="12" w:name="_Toc18062_WPSOffice_Level1"/>
+      <w:bookmarkStart w:id="11" w:name="_Toc19594"/>
+      <w:bookmarkStart w:id="12" w:name="_Toc11465"/>
       <w:bookmarkStart w:id="13" w:name="_Toc23244"/>
-      <w:bookmarkStart w:id="14" w:name="_Toc7021_WPSOffice_Level1"/>
-      <w:bookmarkStart w:id="15" w:name="_Toc106294393"/>
-      <w:bookmarkStart w:id="16" w:name="_Toc11015_WPSOffice_Level1"/>
-      <w:bookmarkStart w:id="17" w:name="_Toc10518"/>
-      <w:bookmarkStart w:id="18" w:name="_Toc19594"/>
-      <w:bookmarkStart w:id="19" w:name="_Toc17451"/>
-      <w:bookmarkStart w:id="20" w:name="_Toc11465"/>
+      <w:bookmarkStart w:id="14" w:name="_Toc106294393"/>
+      <w:bookmarkStart w:id="15" w:name="_Toc18062_WPSOffice_Level1"/>
+      <w:bookmarkStart w:id="16" w:name="_Toc17451"/>
+      <w:bookmarkStart w:id="17" w:name="_Toc7021_WPSOffice_Level1"/>
+      <w:bookmarkStart w:id="18" w:name="_Toc21469"/>
+      <w:bookmarkStart w:id="19" w:name="_Toc10518"/>
+      <w:bookmarkStart w:id="20" w:name="_Toc11015_WPSOffice_Level1"/>
       <w:bookmarkStart w:id="21" w:name="_Toc3823"/>
       <w:r>
         <w:rPr>
@@ -3998,13 +3998,13 @@
           </w14:shadow>
         </w:rPr>
       </w:pPr>
-      <w:bookmarkStart w:id="23" w:name="_Toc106294395"/>
-      <w:bookmarkStart w:id="24" w:name="_Toc1410"/>
-      <w:bookmarkStart w:id="25" w:name="_Toc6221_WPSOffice_Level1"/>
-      <w:bookmarkStart w:id="26" w:name="_Toc4088"/>
+      <w:bookmarkStart w:id="23" w:name="_Toc6221_WPSOffice_Level1"/>
+      <w:bookmarkStart w:id="24" w:name="_Toc106294395"/>
+      <w:bookmarkStart w:id="25" w:name="_Toc1410"/>
+      <w:bookmarkStart w:id="26" w:name="_Toc18058"/>
       <w:bookmarkStart w:id="27" w:name="_Toc25920"/>
-      <w:bookmarkStart w:id="28" w:name="_Toc23369_WPSOffice_Level1"/>
-      <w:bookmarkStart w:id="29" w:name="_Toc18058"/>
+      <w:bookmarkStart w:id="28" w:name="_Toc4088"/>
+      <w:bookmarkStart w:id="29" w:name="_Toc23369_WPSOffice_Level1"/>
       <w:bookmarkStart w:id="30" w:name="_Toc3871"/>
       <w:bookmarkStart w:id="31" w:name="_Toc32007"/>
       <w:bookmarkStart w:id="32" w:name="_Toc32414"/>
@@ -4129,12 +4129,6 @@
             <w:insideH w:val="dotted" w:color="00AF50" w:sz="4" w:space="0"/>
             <w:insideV w:val="dotted" w:color="00AF50" w:sz="4" w:space="0"/>
           </w:tblBorders>
-          <w:tblCellMar>
-            <w:top w:w="0" w:type="dxa"/>
-            <w:left w:w="0" w:type="dxa"/>
-            <w:bottom w:w="0" w:type="dxa"/>
-            <w:right w:w="0" w:type="dxa"/>
-          </w:tblCellMar>
         </w:tblPrEx>
         <w:trPr>
           <w:trHeight w:val="488" w:hRule="atLeast"/>
@@ -5701,7 +5695,6 @@
           <w:lang w:eastAsia="zh-CN"/>
         </w:rPr>
       </w:pPr>
-      <w:bookmarkStart w:id="148" w:name="_GoBack"/>
       <w:r>
         <w:rPr>
           <w:rFonts w:hint="eastAsia" w:ascii="Times New Roman" w:hAnsi="Times New Roman" w:eastAsia="微软雅黑" w:cs="Times New Roman"/>
@@ -5711,10 +5704,10 @@
         <w:t>本报告只对本次采集样本负责，如有疑问，请在7个工作日内与我们联系。</w:t>
       </w:r>
     </w:p>
-    <w:bookmarkEnd w:id="148"/>
     <w:p>
       <w:pPr>
         <w:numPr>
+          <w:ilvl w:val="0"/>
           <w:numId w:val="0"/>
         </w:numPr>
         <w:ind w:leftChars="0"/>
@@ -5981,7 +5974,7 @@
                 </mc:Choice>
                 <mc:Fallback>
                   <w:pict>
-                    <v:group id="_x0000_s1026" o:spid="_x0000_s1026" o:spt="203" style="position:absolute;left:0pt;margin-left:0.6pt;margin-top:-37.8pt;height:113.6pt;width:240.8pt;z-index:251660288;mso-width-relative:page;mso-height-relative:page;" coordorigin="19211,18842" coordsize="4816,2272" o:gfxdata="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">
+                    <v:group id="_x0000_s1026" o:spid="_x0000_s1026" o:spt="203" style="position:absolute;left:0pt;margin-left:0.6pt;margin-top:-37.8pt;height:113.6pt;width:240.8pt;z-index:251660288;mso-width-relative:page;mso-height-relative:page;" coordorigin="19211,18842" coordsize="4816,2272" o:gfxdata="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">
                       <o:lock v:ext="edit" aspectratio="f"/>
                       <v:group id="组合 6" o:spid="_x0000_s1026" o:spt="203" style="position:absolute;left:19211;top:18842;height:2273;width:4816;" coordorigin="19199,18902" coordsize="4816,2273" o:gfxdata="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">
                         <o:lock v:ext="edit" aspectratio="f"/>
@@ -6543,7 +6536,7 @@
                 </mc:Choice>
                 <mc:Fallback>
                   <w:pict>
-                    <v:group id="_x0000_s1026" o:spid="_x0000_s1026" o:spt="203" style="position:absolute;left:0pt;margin-left:0pt;margin-top:-29.2pt;height:113.65pt;width:246.8pt;z-index:251661312;mso-width-relative:page;mso-height-relative:page;" coordorigin="19199,20810" coordsize="4936,2273" o:gfxdata="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">
+                    <v:group id="_x0000_s1026" o:spid="_x0000_s1026" o:spt="203" style="position:absolute;left:0pt;margin-left:0pt;margin-top:-29.2pt;height:113.65pt;width:246.8pt;z-index:251661312;mso-width-relative:page;mso-height-relative:page;" coordorigin="19199,20810" coordsize="4936,2273" o:gfxdata="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">
                       <o:lock v:ext="edit" aspectratio="f"/>
                       <v:group id="组合 23" o:spid="_x0000_s1026" o:spt="203" style="position:absolute;left:19199;top:20810;height:2273;width:4936;" coordorigin="19199,20810" coordsize="4936,2273" o:gfxdata="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">
                         <o:lock v:ext="edit" aspectratio="f"/>
@@ -6904,8 +6897,8 @@
         </w:rPr>
       </w:pPr>
       <w:bookmarkStart w:id="39" w:name="_Toc22946"/>
-      <w:bookmarkStart w:id="40" w:name="_Toc1653"/>
-      <w:bookmarkStart w:id="41" w:name="_Toc106294397"/>
+      <w:bookmarkStart w:id="40" w:name="_Toc106294397"/>
+      <w:bookmarkStart w:id="41" w:name="_Toc1653"/>
       <w:r>
         <w:rPr>
           <w:rFonts w:hint="eastAsia" w:ascii="Times New Roman" w:hAnsi="Times New Roman"/>
@@ -7700,10 +7693,10 @@
           <w:lang w:eastAsia="zh-CN"/>
         </w:rPr>
       </w:pPr>
-      <w:bookmarkStart w:id="42" w:name="_Toc11347"/>
-      <w:bookmarkStart w:id="43" w:name="_Toc106294398"/>
-      <w:bookmarkStart w:id="44" w:name="_Toc15285"/>
-      <w:bookmarkStart w:id="45" w:name="_Toc12422"/>
+      <w:bookmarkStart w:id="42" w:name="_Toc15285"/>
+      <w:bookmarkStart w:id="43" w:name="_Toc11347"/>
+      <w:bookmarkStart w:id="44" w:name="_Toc12422"/>
+      <w:bookmarkStart w:id="45" w:name="_Toc106294398"/>
       <w:r>
         <w:rPr>
           <w:rFonts w:hint="eastAsia" w:ascii="Times New Roman" w:hAnsi="Times New Roman"/>
@@ -7793,25 +7786,25 @@
             </w:pPr>
             <w:bookmarkStart w:id="46" w:name="_Toc24061"/>
             <w:bookmarkStart w:id="47" w:name="_Toc149837258"/>
-            <w:bookmarkStart w:id="48" w:name="_Toc5598"/>
-            <w:bookmarkStart w:id="49" w:name="_Toc23903"/>
-            <w:bookmarkStart w:id="50" w:name="_Toc13489_WPSOffice_Level2"/>
-            <w:bookmarkStart w:id="51" w:name="_Toc13107"/>
-            <w:bookmarkStart w:id="52" w:name="_Toc10743"/>
+            <w:bookmarkStart w:id="48" w:name="_Toc13489_WPSOffice_Level2"/>
+            <w:bookmarkStart w:id="49" w:name="_Toc13107"/>
+            <w:bookmarkStart w:id="50" w:name="_Toc10743"/>
+            <w:bookmarkStart w:id="51" w:name="_Toc23903"/>
+            <w:bookmarkStart w:id="52" w:name="_Toc5598"/>
             <w:bookmarkStart w:id="53" w:name="_Hlk516758315"/>
             <w:bookmarkStart w:id="54" w:name="_Toc32443_WPSOffice_Level1"/>
-            <w:bookmarkStart w:id="55" w:name="_Toc27804"/>
-            <w:bookmarkStart w:id="56" w:name="_Toc4331_WPSOffice_Level1"/>
-            <w:bookmarkStart w:id="57" w:name="_Toc106294400"/>
-            <w:bookmarkStart w:id="58" w:name="_Toc32661"/>
-            <w:bookmarkStart w:id="59" w:name="_Toc23846_WPSOffice_Level1"/>
-            <w:bookmarkStart w:id="60" w:name="_Toc28194"/>
-            <w:bookmarkStart w:id="61" w:name="_Toc30343"/>
+            <w:bookmarkStart w:id="55" w:name="_Toc106294400"/>
+            <w:bookmarkStart w:id="56" w:name="_Toc30343"/>
+            <w:bookmarkStart w:id="57" w:name="_Toc4331_WPSOffice_Level1"/>
+            <w:bookmarkStart w:id="58" w:name="_Toc27804"/>
+            <w:bookmarkStart w:id="59" w:name="_Toc32661"/>
+            <w:bookmarkStart w:id="60" w:name="_Toc23846_WPSOffice_Level1"/>
+            <w:bookmarkStart w:id="61" w:name="_Toc28194"/>
             <w:bookmarkStart w:id="62" w:name="_Toc24038"/>
             <w:bookmarkStart w:id="63" w:name="_Toc25727"/>
-            <w:bookmarkStart w:id="64" w:name="_Toc27731"/>
-            <w:bookmarkStart w:id="65" w:name="_Toc29093"/>
-            <w:bookmarkStart w:id="66" w:name="_Toc19898_WPSOffice_Level2"/>
+            <w:bookmarkStart w:id="64" w:name="_Toc29093"/>
+            <w:bookmarkStart w:id="65" w:name="_Toc19898_WPSOffice_Level2"/>
+            <w:bookmarkStart w:id="66" w:name="_Toc27731"/>
             <w:r>
               <w:rPr>
                 <w:rFonts w:hint="eastAsia" w:ascii="Times New Roman" w:hAnsi="Times New Roman" w:eastAsia="微软雅黑" w:cs="Times New Roman"/>
@@ -8530,11 +8523,12 @@
               <w:pStyle w:val="22"/>
               <w:jc w:val="center"/>
               <w:rPr>
-                <w:rFonts w:ascii="Times New Roman" w:hAnsi="Times New Roman" w:eastAsia="微软雅黑" w:cs="Times New Roman"/>
+                <w:rFonts w:hint="eastAsia" w:ascii="Times New Roman" w:hAnsi="Times New Roman" w:eastAsia="微软雅黑" w:cs="Times New Roman"/>
                 <w:b/>
                 <w:color w:val="FFFFFF" w:themeColor="background1"/>
                 <w:sz w:val="21"/>
                 <w:szCs w:val="21"/>
+                <w:lang w:eastAsia="zh-CN"/>
                 <w14:textFill>
                   <w14:solidFill>
                     <w14:schemeClr w14:val="bg1"/>
@@ -8544,18 +8538,19 @@
             </w:pPr>
             <w:r>
               <w:rPr>
-                <w:rFonts w:ascii="Times New Roman" w:hAnsi="Times New Roman" w:eastAsia="微软雅黑" w:cs="Times New Roman"/>
+                <w:rFonts w:hint="eastAsia" w:ascii="Times New Roman" w:hAnsi="Times New Roman" w:eastAsia="微软雅黑" w:cs="Times New Roman"/>
                 <w:b/>
                 <w:color w:val="FFFFFF" w:themeColor="background1"/>
                 <w:sz w:val="21"/>
                 <w:szCs w:val="21"/>
+                <w:lang w:eastAsia="zh-CN"/>
                 <w14:textFill>
                   <w14:solidFill>
                     <w14:schemeClr w14:val="bg1"/>
                   </w14:solidFill>
                 </w14:textFill>
               </w:rPr>
-              <w:t>突变基因</w:t>
+              <w:t>检测基因</w:t>
             </w:r>
           </w:p>
         </w:tc>
@@ -10975,7 +10970,7 @@
                 <w:szCs w:val="21"/>
                 <w:lang w:eastAsia="zh-CN"/>
               </w:rPr>
-              <w:t>{{ tip.comutation }}</w:t>
+              <w:t>{{ tip.comutation1 }}</w:t>
             </w:r>
           </w:p>
         </w:tc>
@@ -11010,7 +11005,7 @@
                 <w:szCs w:val="21"/>
                 <w:lang w:val="en-US" w:eastAsia="zh-CN"/>
               </w:rPr>
-              <w:t>-</w:t>
+              <w:t>{{ tip.comutation }}</w:t>
             </w:r>
           </w:p>
         </w:tc>
@@ -13369,23 +13364,7 @@
                   </w14:solidFill>
                 </w14:textFill>
               </w:rPr>
-              <w:t>突变</w:t>
-            </w:r>
-            <w:r>
-              <w:rPr>
-                <w:rFonts w:ascii="Times New Roman" w:hAnsi="Times New Roman" w:eastAsia="微软雅黑" w:cs="Times New Roman"/>
-                <w:b/>
-                <w:bCs/>
-                <w:color w:val="FFFFFF" w:themeColor="background1"/>
-                <w:sz w:val="21"/>
-                <w:szCs w:val="21"/>
-                <w14:textFill>
-                  <w14:solidFill>
-                    <w14:schemeClr w14:val="bg1"/>
-                  </w14:solidFill>
-                </w14:textFill>
-              </w:rPr>
-              <w:t>基因</w:t>
+              <w:t>检测基因</w:t>
             </w:r>
           </w:p>
         </w:tc>
@@ -14754,11 +14733,12 @@
               <w:pStyle w:val="22"/>
               <w:jc w:val="center"/>
               <w:rPr>
-                <w:rFonts w:ascii="Times New Roman" w:hAnsi="Times New Roman" w:eastAsia="微软雅黑" w:cs="Times New Roman"/>
+                <w:rFonts w:hint="eastAsia" w:ascii="Times New Roman" w:hAnsi="Times New Roman" w:eastAsia="微软雅黑" w:cs="Times New Roman"/>
                 <w:b/>
                 <w:color w:val="FFFFFF" w:themeColor="background1"/>
                 <w:sz w:val="21"/>
                 <w:szCs w:val="21"/>
+                <w:lang w:eastAsia="zh-CN"/>
                 <w14:textFill>
                   <w14:solidFill>
                     <w14:schemeClr w14:val="bg1"/>
@@ -14768,18 +14748,19 @@
             </w:pPr>
             <w:r>
               <w:rPr>
-                <w:rFonts w:ascii="Times New Roman" w:hAnsi="Times New Roman" w:eastAsia="微软雅黑" w:cs="Times New Roman"/>
+                <w:rFonts w:hint="eastAsia" w:ascii="Times New Roman" w:hAnsi="Times New Roman" w:eastAsia="微软雅黑" w:cs="Times New Roman"/>
                 <w:b/>
                 <w:color w:val="FFFFFF" w:themeColor="background1"/>
                 <w:sz w:val="21"/>
                 <w:szCs w:val="21"/>
+                <w:lang w:eastAsia="zh-CN"/>
                 <w14:textFill>
                   <w14:solidFill>
                     <w14:schemeClr w14:val="bg1"/>
                   </w14:solidFill>
                 </w14:textFill>
               </w:rPr>
-              <w:t>突变基因</w:t>
+              <w:t>检测基因</w:t>
             </w:r>
           </w:p>
         </w:tc>
@@ -16971,9 +16952,9 @@
           <w:lang w:eastAsia="zh-CN"/>
         </w:rPr>
       </w:pPr>
-      <w:bookmarkStart w:id="71" w:name="_Toc25231"/>
-      <w:bookmarkStart w:id="72" w:name="_Toc23574"/>
-      <w:bookmarkStart w:id="73" w:name="_Toc149837260"/>
+      <w:bookmarkStart w:id="71" w:name="_Toc149837260"/>
+      <w:bookmarkStart w:id="72" w:name="_Toc25231"/>
+      <w:bookmarkStart w:id="73" w:name="_Toc23574"/>
       <w:r>
         <w:rPr>
           <w:rFonts w:hint="eastAsia"/>
@@ -17561,13 +17542,13 @@
       <w:bookmarkStart w:id="80" w:name="_Toc26583"/>
       <w:bookmarkStart w:id="81" w:name="_Toc106294401"/>
       <w:bookmarkStart w:id="82" w:name="_Toc27302"/>
-      <w:bookmarkStart w:id="83" w:name="_Toc28240"/>
+      <w:bookmarkStart w:id="83" w:name="_Toc2409"/>
       <w:bookmarkStart w:id="84" w:name="_Toc1707_WPSOffice_Level1"/>
-      <w:bookmarkStart w:id="85" w:name="_Toc21764_WPSOffice_Level1"/>
-      <w:bookmarkStart w:id="86" w:name="_Toc2409"/>
-      <w:bookmarkStart w:id="87" w:name="_Toc16594"/>
-      <w:bookmarkStart w:id="88" w:name="_Toc12505"/>
-      <w:bookmarkStart w:id="89" w:name="_Toc13196_WPSOffice_Level1"/>
+      <w:bookmarkStart w:id="85" w:name="_Toc28240"/>
+      <w:bookmarkStart w:id="86" w:name="_Toc13196_WPSOffice_Level1"/>
+      <w:bookmarkStart w:id="87" w:name="_Toc21764_WPSOffice_Level1"/>
+      <w:bookmarkStart w:id="88" w:name="_Toc16594"/>
+      <w:bookmarkStart w:id="89" w:name="_Toc12505"/>
       <w:r>
         <w:rPr>
           <w:rFonts w:hint="eastAsia"/>
@@ -18774,6 +18755,12 @@
             <w:insideH w:val="none" w:color="auto" w:sz="0" w:space="0"/>
             <w:insideV w:val="none" w:color="auto" w:sz="0" w:space="0"/>
           </w:tblBorders>
+          <w:tblCellMar>
+            <w:top w:w="0" w:type="dxa"/>
+            <w:left w:w="113" w:type="dxa"/>
+            <w:bottom w:w="0" w:type="dxa"/>
+            <w:right w:w="113" w:type="dxa"/>
+          </w:tblCellMar>
         </w:tblPrEx>
         <w:trPr>
           <w:trHeight w:val="1984" w:hRule="atLeast"/>
@@ -20660,8 +20647,8 @@
           </w14:shadow>
         </w:rPr>
       </w:pPr>
-      <w:bookmarkStart w:id="90" w:name="_Toc24427"/>
-      <w:bookmarkStart w:id="91" w:name="_Toc15586"/>
+      <w:bookmarkStart w:id="90" w:name="_Toc15586"/>
+      <w:bookmarkStart w:id="91" w:name="_Toc24427"/>
       <w:r>
         <w:rPr>
           <w:rFonts w:ascii="Times New Roman" w:hAnsi="Times New Roman"/>
@@ -20712,11 +20699,11 @@
           <w:sz w:val="30"/>
         </w:rPr>
       </w:pPr>
-      <w:bookmarkStart w:id="93" w:name="_Toc29106"/>
-      <w:bookmarkStart w:id="94" w:name="_Toc31062"/>
-      <w:bookmarkStart w:id="95" w:name="_Toc21309"/>
-      <w:bookmarkStart w:id="96" w:name="_Toc106294402"/>
-      <w:bookmarkStart w:id="97" w:name="_Toc16200"/>
+      <w:bookmarkStart w:id="93" w:name="_Toc106294402"/>
+      <w:bookmarkStart w:id="94" w:name="_Toc29106"/>
+      <w:bookmarkStart w:id="95" w:name="_Toc16200"/>
+      <w:bookmarkStart w:id="96" w:name="_Toc31062"/>
+      <w:bookmarkStart w:id="97" w:name="_Toc21309"/>
       <w:r>
         <w:rPr>
           <w:rFonts w:hint="eastAsia" w:ascii="Times New Roman" w:hAnsi="Times New Roman"/>
@@ -21789,13 +21776,13 @@
           <w:lang w:eastAsia="zh-CN"/>
         </w:rPr>
       </w:pPr>
-      <w:bookmarkStart w:id="101" w:name="_Toc23606"/>
-      <w:bookmarkStart w:id="102" w:name="_Toc32302"/>
+      <w:bookmarkStart w:id="101" w:name="_Toc32302"/>
+      <w:bookmarkStart w:id="102" w:name="_Toc23606"/>
       <w:bookmarkStart w:id="103" w:name="_Toc32443_WPSOffice_Level2"/>
       <w:bookmarkStart w:id="104" w:name="_Toc4331_WPSOffice_Level2"/>
       <w:bookmarkStart w:id="105" w:name="_Toc25520"/>
-      <w:bookmarkStart w:id="106" w:name="_Toc149837264"/>
-      <w:bookmarkStart w:id="107" w:name="_Toc30024"/>
+      <w:bookmarkStart w:id="106" w:name="_Toc30024"/>
+      <w:bookmarkStart w:id="107" w:name="_Toc149837264"/>
       <w:r>
         <w:rPr>
           <w:rFonts w:hint="eastAsia"/>
@@ -26561,7 +26548,7 @@
           <w:szCs w:val="24"/>
           <w:lang w:eastAsia="zh-CN"/>
         </w:rPr>
-        <w:t>{{ tdd.comutation }}</w:t>
+        <w:t>{{ tdd.comutation1 }}</w:t>
       </w:r>
     </w:p>
     <w:tbl>
@@ -26695,8 +26682,10 @@
                 <w:szCs w:val="18"/>
                 <w:lang w:val="en-US" w:eastAsia="zh-CN"/>
               </w:rPr>
-              <w:t>-</w:t>
-            </w:r>
+              <w:t>{{tdd.comutation}}</w:t>
+            </w:r>
+            <w:bookmarkStart w:id="148" w:name="_GoBack"/>
+            <w:bookmarkEnd w:id="148"/>
           </w:p>
         </w:tc>
       </w:tr>
@@ -35318,15 +35307,15 @@
           <w:sz w:val="30"/>
         </w:rPr>
       </w:pPr>
-      <w:bookmarkStart w:id="113" w:name="_Toc27075"/>
-      <w:bookmarkStart w:id="114" w:name="_Toc14255_WPSOffice_Level1"/>
-      <w:bookmarkStart w:id="115" w:name="_Toc31490"/>
-      <w:bookmarkStart w:id="116" w:name="_Toc106294406"/>
-      <w:bookmarkStart w:id="117" w:name="_Toc24085_WPSOffice_Level1"/>
-      <w:bookmarkStart w:id="118" w:name="_Toc15840_WPSOffice_Level1"/>
-      <w:bookmarkStart w:id="119" w:name="_Toc24322"/>
+      <w:bookmarkStart w:id="113" w:name="_Toc15840_WPSOffice_Level1"/>
+      <w:bookmarkStart w:id="114" w:name="_Toc27075"/>
+      <w:bookmarkStart w:id="115" w:name="_Toc14255_WPSOffice_Level1"/>
+      <w:bookmarkStart w:id="116" w:name="_Toc31490"/>
+      <w:bookmarkStart w:id="117" w:name="_Toc106294406"/>
+      <w:bookmarkStart w:id="118" w:name="_Toc24085_WPSOffice_Level1"/>
+      <w:bookmarkStart w:id="119" w:name="_Toc11369"/>
       <w:bookmarkStart w:id="120" w:name="_Toc4168"/>
-      <w:bookmarkStart w:id="121" w:name="_Toc11369"/>
+      <w:bookmarkStart w:id="121" w:name="_Toc24322"/>
       <w:r>
         <w:rPr>
           <w:rFonts w:hint="eastAsia" w:ascii="Times New Roman" w:hAnsi="Times New Roman"/>
@@ -37973,21 +37962,21 @@
           <w:sz w:val="30"/>
         </w:rPr>
       </w:pPr>
-      <w:bookmarkStart w:id="122" w:name="_Toc149837270"/>
-      <w:bookmarkStart w:id="123" w:name="_Toc7597"/>
-      <w:bookmarkStart w:id="124" w:name="_Toc106294408"/>
-      <w:bookmarkStart w:id="125" w:name="_Toc3454"/>
+      <w:bookmarkStart w:id="122" w:name="_Toc7597"/>
+      <w:bookmarkStart w:id="123" w:name="_Toc106294408"/>
+      <w:bookmarkStart w:id="124" w:name="_Toc3454"/>
+      <w:bookmarkStart w:id="125" w:name="_Toc17216"/>
       <w:bookmarkStart w:id="126" w:name="_Toc19518"/>
-      <w:bookmarkStart w:id="127" w:name="_Toc17216"/>
-      <w:bookmarkStart w:id="128" w:name="_Toc11446"/>
+      <w:bookmarkStart w:id="127" w:name="_Toc11446"/>
+      <w:bookmarkStart w:id="128" w:name="_Toc149837270"/>
       <w:bookmarkStart w:id="129" w:name="_Toc11901"/>
-      <w:bookmarkStart w:id="130" w:name="_Toc106294410"/>
-      <w:bookmarkStart w:id="131" w:name="_Toc27809"/>
-      <w:bookmarkStart w:id="132" w:name="_Toc4503"/>
-      <w:bookmarkStart w:id="133" w:name="_Toc13275"/>
-      <w:bookmarkStart w:id="134" w:name="_Toc19584_WPSOffice_Level1"/>
-      <w:bookmarkStart w:id="135" w:name="_Toc14611_WPSOffice_Level1"/>
-      <w:bookmarkStart w:id="136" w:name="_Toc22162_WPSOffice_Level1"/>
+      <w:bookmarkStart w:id="130" w:name="_Toc27809"/>
+      <w:bookmarkStart w:id="131" w:name="_Toc4503"/>
+      <w:bookmarkStart w:id="132" w:name="_Toc106294410"/>
+      <w:bookmarkStart w:id="133" w:name="_Toc19584_WPSOffice_Level1"/>
+      <w:bookmarkStart w:id="134" w:name="_Toc14611_WPSOffice_Level1"/>
+      <w:bookmarkStart w:id="135" w:name="_Toc22162_WPSOffice_Level1"/>
+      <w:bookmarkStart w:id="136" w:name="_Toc13275"/>
       <w:bookmarkStart w:id="137" w:name="_Toc22623"/>
       <w:bookmarkStart w:id="138" w:name="_Toc17792_WPSOffice_Level2"/>
       <w:r>
@@ -41806,11 +41795,11 @@
           <w:lang w:eastAsia="zh-CN"/>
         </w:rPr>
       </w:pPr>
-      <w:bookmarkStart w:id="139" w:name="_Toc32674"/>
-      <w:bookmarkStart w:id="140" w:name="_Toc29712"/>
-      <w:bookmarkStart w:id="141" w:name="_Toc4976"/>
-      <w:bookmarkStart w:id="142" w:name="_Toc15114"/>
-      <w:bookmarkStart w:id="143" w:name="_Toc3409"/>
+      <w:bookmarkStart w:id="139" w:name="_Toc29712"/>
+      <w:bookmarkStart w:id="140" w:name="_Toc4976"/>
+      <w:bookmarkStart w:id="141" w:name="_Toc32674"/>
+      <w:bookmarkStart w:id="142" w:name="_Toc3409"/>
+      <w:bookmarkStart w:id="143" w:name="_Toc15114"/>
       <w:r>
         <w:rPr>
           <w:rFonts w:hint="eastAsia"/>
@@ -41863,6 +41852,12 @@
             <w:insideH w:val="single" w:color="auto" w:sz="4" w:space="0"/>
             <w:insideV w:val="single" w:color="auto" w:sz="4" w:space="0"/>
           </w:tblBorders>
+          <w:tblCellMar>
+            <w:top w:w="0" w:type="dxa"/>
+            <w:left w:w="108" w:type="dxa"/>
+            <w:bottom w:w="0" w:type="dxa"/>
+            <w:right w:w="108" w:type="dxa"/>
+          </w:tblCellMar>
         </w:tblPrEx>
         <w:trPr>
           <w:jc w:val="center"/>
@@ -42303,8 +42298,8 @@
           <w:lang w:eastAsia="zh-CN"/>
         </w:rPr>
       </w:pPr>
-      <w:bookmarkStart w:id="144" w:name="_Toc6450"/>
-      <w:bookmarkStart w:id="145" w:name="_Toc508"/>
+      <w:bookmarkStart w:id="144" w:name="_Toc508"/>
+      <w:bookmarkStart w:id="145" w:name="_Toc6450"/>
       <w:r>
         <w:rPr>
           <w:rFonts w:hint="eastAsia"/>
@@ -42541,8 +42536,8 @@
           <w:sz w:val="30"/>
         </w:rPr>
       </w:pPr>
-      <w:bookmarkStart w:id="146" w:name="_Toc3135"/>
-      <w:bookmarkStart w:id="147" w:name="_Toc14985"/>
+      <w:bookmarkStart w:id="146" w:name="_Toc14985"/>
+      <w:bookmarkStart w:id="147" w:name="_Toc3135"/>
       <w:r>
         <w:rPr>
           <w:rFonts w:hint="eastAsia" w:ascii="Times New Roman" w:hAnsi="Times New Roman"/>
